--- a/Stage Chimie 2026/word/TP_ibuprofene_avec_EXAO_v2.docx
+++ b/Stage Chimie 2026/word/TP_ibuprofene_avec_EXAO_v2.docx
@@ -166,15 +166,7 @@
                 <w:i/>
                 <w:sz w:val="20"/>
               </w:rPr>
-              <w:t>Patricia</w:t>
-            </w:r>
-            <w:r>
-              <w:rPr>
-                <w:rFonts w:ascii="Arial" w:hAnsi="Arial" w:cs="Arial"/>
-                <w:i/>
-                <w:sz w:val="20"/>
-              </w:rPr>
-              <w:t xml:space="preserve"> a trouvé dans la pharmacie familiale une boîte de comprimés d'ibuprofène. Sur l'emballage, il est indiqué que chaque comprimé contient 400 mg d'ibuprofène.</w:t>
+              <w:t>Patricia a trouvé dans la pharmacie familiale une boîte de comprimés d'ibuprofène. Sur l'emballage, il est indiqué que chaque comprimé contient 400 mg d'ibuprofène.</w:t>
             </w:r>
             <w:r>
               <w:rPr>
@@ -465,18 +457,7 @@
           <w:szCs w:val="32"/>
           <w:u w:val="single"/>
         </w:rPr>
-        <w:t>____________________</w:t>
-      </w:r>
-      <w:r>
-        <w:rPr>
-          <w:rFonts w:ascii="Arial" w:hAnsi="Arial" w:cs="Arial"/>
-          <w:b/>
-          <w:color w:val="1F497D" w:themeColor="text2"/>
-          <w:sz w:val="32"/>
-          <w:szCs w:val="32"/>
-          <w:u w:val="single"/>
-        </w:rPr>
-        <w:t>______________________________________</w:t>
+        <w:t>__________________________________________________________</w:t>
       </w:r>
     </w:p>
     <w:p>
@@ -796,7 +777,31 @@
         <w:rPr>
           <w:rFonts w:ascii="Arial" w:hAnsi="Arial" w:cs="Arial"/>
         </w:rPr>
-        <w:t xml:space="preserve"> de soude de concentration 0,1 mol/L dans le bécher étiqueté « soude de concentration 0,1 mol/L »,</w:t>
+        <w:t xml:space="preserve"> de soude de concentration 0,</w:t>
+      </w:r>
+      <w:r>
+        <w:rPr>
+          <w:rFonts w:ascii="Arial" w:hAnsi="Arial" w:cs="Arial"/>
+        </w:rPr>
+        <w:t>02</w:t>
+      </w:r>
+      <w:r>
+        <w:rPr>
+          <w:rFonts w:ascii="Arial" w:hAnsi="Arial" w:cs="Arial"/>
+        </w:rPr>
+        <w:t xml:space="preserve"> mol/L dans le bécher étiqueté « soude de concentration 0,</w:t>
+      </w:r>
+      <w:r>
+        <w:rPr>
+          <w:rFonts w:ascii="Arial" w:hAnsi="Arial" w:cs="Arial"/>
+        </w:rPr>
+        <w:t>02</w:t>
+      </w:r>
+      <w:r>
+        <w:rPr>
+          <w:rFonts w:ascii="Arial" w:hAnsi="Arial" w:cs="Arial"/>
+        </w:rPr>
+        <w:t xml:space="preserve"> mol/L »,</w:t>
       </w:r>
     </w:p>
     <w:p>
@@ -1387,32 +1392,70 @@
     </w:p>
     <w:p>
       <w:pPr>
-        <w:spacing w:before="80"/>
-        <w:rPr>
-          <w:rFonts w:ascii="Arial" w:hAnsi="Arial" w:cs="Arial"/>
-        </w:rPr>
-      </w:pPr>
-      <w:proofErr w:type="gramStart"/>
-      <w:r>
-        <w:rPr>
-          <w:rFonts w:ascii="Arial" w:hAnsi="Arial" w:cs="Arial"/>
-          <w:b/>
-          <w:color w:val="2E74B5"/>
-        </w:rPr>
-        <w:t>2.2  Prise</w:t>
-      </w:r>
-      <w:proofErr w:type="gramEnd"/>
-      <w:r>
-        <w:rPr>
-          <w:rFonts w:ascii="Arial" w:hAnsi="Arial" w:cs="Arial"/>
-          <w:b/>
-          <w:color w:val="2E74B5"/>
-        </w:rPr>
-        <w:t xml:space="preserve"> d'essai</w:t>
-      </w:r>
+        <w:spacing w:before="20" w:after="20"/>
+        <w:rPr>
+          <w:rFonts w:ascii="Arial" w:hAnsi="Arial" w:cs="Arial"/>
+        </w:rPr>
+      </w:pPr>
     </w:p>
     <w:p>
       <w:pPr>
+        <w:spacing w:before="80"/>
+        <w:rPr>
+          <w:rFonts w:ascii="Arial" w:hAnsi="Arial" w:cs="Arial"/>
+          <w:b/>
+          <w:color w:val="2E74B5"/>
+        </w:rPr>
+      </w:pPr>
+      <w:proofErr w:type="gramStart"/>
+      <w:r>
+        <w:rPr>
+          <w:rFonts w:ascii="Arial" w:hAnsi="Arial" w:cs="Arial"/>
+          <w:b/>
+          <w:color w:val="2E74B5"/>
+        </w:rPr>
+        <w:t>2.2  Prise</w:t>
+      </w:r>
+      <w:proofErr w:type="gramEnd"/>
+      <w:r>
+        <w:rPr>
+          <w:rFonts w:ascii="Arial" w:hAnsi="Arial" w:cs="Arial"/>
+          <w:b/>
+          <w:color w:val="2E74B5"/>
+        </w:rPr>
+        <w:t xml:space="preserve"> </w:t>
+      </w:r>
+      <w:proofErr w:type="spellStart"/>
+      <w:r>
+        <w:rPr>
+          <w:rFonts w:ascii="Arial" w:hAnsi="Arial" w:cs="Arial"/>
+          <w:b/>
+          <w:color w:val="2E74B5"/>
+        </w:rPr>
+        <w:t>d'ess</w:t>
+      </w:r>
+      <w:proofErr w:type="spellEnd"/>
+    </w:p>
+    <w:p>
+      <w:pPr>
+        <w:spacing w:before="80"/>
+        <w:rPr>
+          <w:rFonts w:ascii="Arial" w:hAnsi="Arial" w:cs="Arial"/>
+        </w:rPr>
+      </w:pPr>
+      <w:proofErr w:type="gramStart"/>
+      <w:r>
+        <w:rPr>
+          <w:rFonts w:ascii="Arial" w:hAnsi="Arial" w:cs="Arial"/>
+          <w:b/>
+          <w:color w:val="2E74B5"/>
+        </w:rPr>
+        <w:t>ai</w:t>
+      </w:r>
+      <w:proofErr w:type="gramEnd"/>
+    </w:p>
+    <w:p>
+      <w:pPr>
         <w:spacing w:before="20" w:after="20"/>
         <w:rPr>
           <w:rFonts w:ascii="Arial" w:hAnsi="Arial" w:cs="Arial"/>
@@ -1528,6 +1571,22 @@
         </w:rPr>
         <w:t xml:space="preserve"> d'eau distillée mesurés avec l'éprouvette graduée.</w:t>
       </w:r>
+    </w:p>
+    <w:p>
+      <w:pPr>
+        <w:spacing w:before="20" w:after="20"/>
+        <w:rPr>
+          <w:rFonts w:ascii="Arial" w:hAnsi="Arial" w:cs="Arial"/>
+        </w:rPr>
+      </w:pPr>
+    </w:p>
+    <w:p>
+      <w:pPr>
+        <w:spacing w:before="20" w:after="20"/>
+        <w:rPr>
+          <w:rFonts w:ascii="Arial" w:hAnsi="Arial" w:cs="Arial"/>
+        </w:rPr>
+      </w:pPr>
     </w:p>
     <w:tbl>
       <w:tblPr>
@@ -1578,7 +1637,7 @@
       </w:tblPr>
       <w:tblGrid>
         <w:gridCol w:w="5103"/>
-        <w:gridCol w:w="4836"/>
+        <w:gridCol w:w="5057"/>
       </w:tblGrid>
       <w:tr>
         <w:tc>
@@ -1595,6 +1654,7 @@
           </w:p>
           <w:p>
             <w:pPr>
+              <w:ind w:left="318" w:hanging="318"/>
               <w:rPr>
                 <w:rFonts w:ascii="Arial" w:hAnsi="Arial" w:cs="Arial"/>
                 <w:sz w:val="20"/>
@@ -1632,7 +1692,21 @@
                 <w:rFonts w:ascii="Arial" w:hAnsi="Arial" w:cs="Arial"/>
                 <w:sz w:val="20"/>
               </w:rPr>
-              <w:t>Introduire le barreau aimanté dans le bécher « dosage ibuprofène » et placer le bécher sur l'agitateur magnétique,</w:t>
+              <w:t xml:space="preserve">Introduire le barreau aimanté dans le bécher « </w:t>
+            </w:r>
+            <w:r>
+              <w:rPr>
+                <w:rFonts w:ascii="Arial" w:hAnsi="Arial" w:cs="Arial"/>
+                <w:sz w:val="20"/>
+              </w:rPr>
+              <w:t xml:space="preserve">  </w:t>
+            </w:r>
+            <w:r>
+              <w:rPr>
+                <w:rFonts w:ascii="Arial" w:hAnsi="Arial" w:cs="Arial"/>
+                <w:sz w:val="20"/>
+              </w:rPr>
+              <w:t>dosage ibuprofène » et placer le bécher sur l'agitateur magnétique,</w:t>
             </w:r>
           </w:p>
           <w:p>
@@ -1693,6 +1767,7 @@
           </w:p>
           <w:p>
             <w:pPr>
+              <w:ind w:left="318" w:hanging="318"/>
               <w:rPr>
                 <w:rFonts w:ascii="Arial" w:hAnsi="Arial" w:cs="Arial"/>
                 <w:sz w:val="20"/>
@@ -1742,6 +1817,7 @@
           </w:p>
           <w:p>
             <w:pPr>
+              <w:ind w:left="318" w:hanging="318"/>
               <w:rPr>
                 <w:rFonts w:ascii="Arial" w:hAnsi="Arial" w:cs="Arial"/>
                 <w:sz w:val="20"/>
@@ -1791,6 +1867,7 @@
           </w:p>
           <w:p>
             <w:pPr>
+              <w:ind w:left="318" w:hanging="284"/>
               <w:rPr>
                 <w:rFonts w:ascii="Arial" w:hAnsi="Arial" w:cs="Arial"/>
                 <w:sz w:val="20"/>
@@ -1840,6 +1917,7 @@
           </w:p>
           <w:p>
             <w:pPr>
+              <w:ind w:left="318" w:hanging="318"/>
               <w:rPr>
                 <w:rFonts w:ascii="Arial" w:hAnsi="Arial" w:cs="Arial"/>
               </w:rPr>
@@ -1910,14 +1988,13 @@
             </w:pPr>
             <w:r>
               <w:rPr>
-                <w:rFonts w:ascii="Arial" w:hAnsi="Arial" w:cs="Arial"/>
                 <w:noProof/>
               </w:rPr>
               <w:drawing>
-                <wp:inline distT="0" distB="0" distL="0" distR="0" wp14:anchorId="1FED63F3" wp14:editId="5FD69C65">
-                  <wp:extent cx="2925947" cy="2937163"/>
-                  <wp:effectExtent l="0" t="0" r="8255" b="0"/>
-                  <wp:docPr id="1" name="Picture 1"/>
+                <wp:inline distT="0" distB="0" distL="0" distR="0" wp14:anchorId="6274B23B" wp14:editId="7AAD0A11">
+                  <wp:extent cx="3074429" cy="3086100"/>
+                  <wp:effectExtent l="0" t="0" r="0" b="0"/>
+                  <wp:docPr id="938320464" name="Image 1"/>
                   <wp:cNvGraphicFramePr>
                     <a:graphicFrameLocks xmlns:a="http://schemas.openxmlformats.org/drawingml/2006/main" noChangeAspect="1"/>
                   </wp:cNvGraphicFramePr>
@@ -1925,7 +2002,7 @@
                     <a:graphicData uri="http://schemas.openxmlformats.org/drawingml/2006/picture">
                       <pic:pic xmlns:pic="http://schemas.openxmlformats.org/drawingml/2006/picture">
                         <pic:nvPicPr>
-                          <pic:cNvPr id="0" name="img_schema_exao.png"/>
+                          <pic:cNvPr id="938320464" name=""/>
                           <pic:cNvPicPr/>
                         </pic:nvPicPr>
                         <pic:blipFill>
@@ -1937,7 +2014,7 @@
                         <pic:spPr>
                           <a:xfrm>
                             <a:off x="0" y="0"/>
-                            <a:ext cx="2943224" cy="2954506"/>
+                            <a:ext cx="3087127" cy="3098846"/>
                           </a:xfrm>
                           <a:prstGeom prst="rect">
                             <a:avLst/>
@@ -1953,20 +2030,6 @@
         </w:tc>
       </w:tr>
     </w:tbl>
-    <w:p>
-      <w:pPr>
-        <w:rPr>
-          <w:rFonts w:ascii="Arial" w:hAnsi="Arial" w:cs="Arial"/>
-        </w:rPr>
-      </w:pPr>
-    </w:p>
-    <w:p>
-      <w:pPr>
-        <w:rPr>
-          <w:rFonts w:ascii="Arial" w:hAnsi="Arial" w:cs="Arial"/>
-        </w:rPr>
-      </w:pPr>
-    </w:p>
     <w:p>
       <w:pPr>
         <w:rPr>
@@ -2600,7 +2663,7 @@
         <w:gridCol w:w="499"/>
         <w:gridCol w:w="499"/>
         <w:gridCol w:w="499"/>
-        <w:gridCol w:w="499"/>
+        <w:gridCol w:w="567"/>
         <w:gridCol w:w="499"/>
         <w:gridCol w:w="499"/>
         <w:gridCol w:w="499"/>
@@ -2702,7 +2765,7 @@
                 <w:rFonts w:ascii="Arial" w:hAnsi="Arial" w:cs="Arial"/>
                 <w:sz w:val="18"/>
               </w:rPr>
-              <w:t>0,5</w:t>
+              <w:t>1</w:t>
             </w:r>
           </w:p>
         </w:tc>
@@ -2722,7 +2785,7 @@
                 <w:rFonts w:ascii="Arial" w:hAnsi="Arial" w:cs="Arial"/>
                 <w:sz w:val="18"/>
               </w:rPr>
-              <w:t>1</w:t>
+              <w:t>2</w:t>
             </w:r>
           </w:p>
         </w:tc>
@@ -2742,7 +2805,7 @@
                 <w:rFonts w:ascii="Arial" w:hAnsi="Arial" w:cs="Arial"/>
                 <w:sz w:val="18"/>
               </w:rPr>
-              <w:t>1,5</w:t>
+              <w:t>3</w:t>
             </w:r>
           </w:p>
         </w:tc>
@@ -2762,7 +2825,7 @@
                 <w:rFonts w:ascii="Arial" w:hAnsi="Arial" w:cs="Arial"/>
                 <w:sz w:val="18"/>
               </w:rPr>
-              <w:t>2</w:t>
+              <w:t>4</w:t>
             </w:r>
           </w:p>
         </w:tc>
@@ -2782,7 +2845,7 @@
                 <w:rFonts w:ascii="Arial" w:hAnsi="Arial" w:cs="Arial"/>
                 <w:sz w:val="18"/>
               </w:rPr>
-              <w:t>2,5</w:t>
+              <w:t>5</w:t>
             </w:r>
           </w:p>
         </w:tc>
@@ -2802,7 +2865,7 @@
                 <w:rFonts w:ascii="Arial" w:hAnsi="Arial" w:cs="Arial"/>
                 <w:sz w:val="18"/>
               </w:rPr>
-              <w:t>3</w:t>
+              <w:t>6</w:t>
             </w:r>
           </w:p>
         </w:tc>
@@ -2822,7 +2885,7 @@
                 <w:rFonts w:ascii="Arial" w:hAnsi="Arial" w:cs="Arial"/>
                 <w:sz w:val="18"/>
               </w:rPr>
-              <w:t>3,2</w:t>
+              <w:t>7</w:t>
             </w:r>
           </w:p>
         </w:tc>
@@ -2842,7 +2905,7 @@
                 <w:rFonts w:ascii="Arial" w:hAnsi="Arial" w:cs="Arial"/>
                 <w:sz w:val="18"/>
               </w:rPr>
-              <w:t>3,4</w:t>
+              <w:t>8</w:t>
             </w:r>
           </w:p>
         </w:tc>
@@ -2862,7 +2925,7 @@
                 <w:rFonts w:ascii="Arial" w:hAnsi="Arial" w:cs="Arial"/>
                 <w:sz w:val="18"/>
               </w:rPr>
-              <w:t>3,6</w:t>
+              <w:t>8.5</w:t>
             </w:r>
           </w:p>
         </w:tc>
@@ -2882,7 +2945,7 @@
                 <w:rFonts w:ascii="Arial" w:hAnsi="Arial" w:cs="Arial"/>
                 <w:sz w:val="18"/>
               </w:rPr>
-              <w:t>3,8</w:t>
+              <w:t>9</w:t>
             </w:r>
           </w:p>
         </w:tc>
@@ -2902,7 +2965,7 @@
                 <w:rFonts w:ascii="Arial" w:hAnsi="Arial" w:cs="Arial"/>
                 <w:sz w:val="18"/>
               </w:rPr>
-              <w:t>3,9</w:t>
+              <w:t>9.5</w:t>
             </w:r>
           </w:p>
         </w:tc>
@@ -2922,7 +2985,7 @@
                 <w:rFonts w:ascii="Arial" w:hAnsi="Arial" w:cs="Arial"/>
                 <w:sz w:val="18"/>
               </w:rPr>
-              <w:t>4,0</w:t>
+              <w:t>10</w:t>
             </w:r>
           </w:p>
         </w:tc>
@@ -2942,7 +3005,7 @@
                 <w:rFonts w:ascii="Arial" w:hAnsi="Arial" w:cs="Arial"/>
                 <w:sz w:val="18"/>
               </w:rPr>
-              <w:t>4,1</w:t>
+              <w:t>10.5</w:t>
             </w:r>
           </w:p>
         </w:tc>
@@ -2962,7 +3025,7 @@
                 <w:rFonts w:ascii="Arial" w:hAnsi="Arial" w:cs="Arial"/>
                 <w:sz w:val="18"/>
               </w:rPr>
-              <w:t>4,3</w:t>
+              <w:t>11</w:t>
             </w:r>
           </w:p>
         </w:tc>
@@ -2982,7 +3045,7 @@
                 <w:rFonts w:ascii="Arial" w:hAnsi="Arial" w:cs="Arial"/>
                 <w:sz w:val="18"/>
               </w:rPr>
-              <w:t>4,5</w:t>
+              <w:t>12</w:t>
             </w:r>
           </w:p>
         </w:tc>
@@ -3002,7 +3065,7 @@
                 <w:rFonts w:ascii="Arial" w:hAnsi="Arial" w:cs="Arial"/>
                 <w:sz w:val="18"/>
               </w:rPr>
-              <w:t>5</w:t>
+              <w:t>13</w:t>
             </w:r>
           </w:p>
         </w:tc>
@@ -3022,7 +3085,7 @@
                 <w:rFonts w:ascii="Arial" w:hAnsi="Arial" w:cs="Arial"/>
                 <w:sz w:val="18"/>
               </w:rPr>
-              <w:t>6</w:t>
+              <w:t>14</w:t>
             </w:r>
           </w:p>
         </w:tc>
@@ -3042,7 +3105,7 @@
                 <w:rFonts w:ascii="Arial" w:hAnsi="Arial" w:cs="Arial"/>
                 <w:sz w:val="18"/>
               </w:rPr>
-              <w:t>8</w:t>
+              <w:t>15</w:t>
             </w:r>
           </w:p>
         </w:tc>
@@ -6522,7 +6585,19 @@
               <w:rPr>
                 <w:rFonts w:ascii="Arial" w:hAnsi="Arial" w:cs="Arial"/>
               </w:rPr>
-              <w:t>ₒᵤᵈᵉ = 0,100 mol/L</w:t>
+              <w:t>ₒᵤᵈᵉ = 0,</w:t>
+            </w:r>
+            <w:r>
+              <w:rPr>
+                <w:rFonts w:ascii="Arial" w:hAnsi="Arial" w:cs="Arial"/>
+              </w:rPr>
+              <w:t>020</w:t>
+            </w:r>
+            <w:r>
+              <w:rPr>
+                <w:rFonts w:ascii="Arial" w:hAnsi="Arial" w:cs="Arial"/>
+              </w:rPr>
+              <w:t xml:space="preserve"> mol/L</w:t>
             </w:r>
           </w:p>
         </w:tc>
